--- a/Project 2 Midpoint Report Template.docx
+++ b/Project 2 Midpoint Report Template.docx
@@ -21,7 +21,7 @@
         <w:pStyle w:val="Heading2"/>
       </w:pPr>
       <w:r>
-        <w:t>Name of Team Members</w:t>
+        <w:t>Sarah Pierpoint and Melanie Vogt</w:t>
       </w:r>
     </w:p>
     <w:p>
@@ -29,7 +29,7 @@
         <w:pStyle w:val="Heading2"/>
       </w:pPr>
       <w:r>
-        <w:t>Date</w:t>
+        <w:t>October 13, 2026</w:t>
       </w:r>
     </w:p>
     <w:p/>
@@ -106,6 +106,19 @@
       <w:r>
         <w:t>memory available</w:t>
       </w:r>
+      <w:r>
+        <w:br/>
+      </w:r>
+      <w:r>
+        <w:br/>
+        <w:t xml:space="preserve">Environment Description </w:t>
+      </w:r>
+      <w:r>
+        <w:br/>
+      </w:r>
+      <w:r>
+        <w:t>The experiments were run on the University of West Florida Computer Science Department’s Linux server (cs-ssh.uwf.edu). It is a VMware virtual machine with 48 virtual CPUs (Intel Xeon Gold 6338N at 2.20 GHz) and 125 GiB of memory. Because the machine is shared with other users, other running programs can affect timing, which is why each configuration was run multiple times.</w:t>
+      </w:r>
     </w:p>
     <w:p>
       <w:pPr>
@@ -129,11 +142,74 @@
         <w:t xml:space="preserve"> of the Collatz stopping times and the time measurement results. Use a bar chart to visualize the time measurement results. The bar chart should visualize the runtime on the vertical axis vs threads on the horizontal axis.</w:t>
       </w:r>
     </w:p>
+    <w:p/>
     <w:p>
+      <w:r>
+        <w:t xml:space="preserve">The histogram was computed for N = 1,000,000, and the longest stopping time was 524. The distribution is a hump peaking around 100-120 with a long right tail. </w:t>
+      </w:r>
+      <w:r>
+        <w:br/>
+      </w:r>
+      <w:r>
+        <w:rPr>
+          <w:noProof/>
+        </w:rPr>
+        <w:drawing>
+          <wp:inline distT="0" distB="0" distL="0" distR="0" wp14:anchorId="07088A4E" wp14:editId="15769EA4">
+            <wp:extent cx="4581525" cy="2771775"/>
+            <wp:effectExtent l="0" t="0" r="9525" b="9525"/>
+            <wp:docPr id="913544309" name="Picture 1"/>
+            <wp:cNvGraphicFramePr>
+              <a:graphicFrameLocks xmlns:a="http://schemas.openxmlformats.org/drawingml/2006/main" noChangeAspect="1"/>
+            </wp:cNvGraphicFramePr>
+            <a:graphic xmlns:a="http://schemas.openxmlformats.org/drawingml/2006/main">
+              <a:graphicData uri="http://schemas.openxmlformats.org/drawingml/2006/picture">
+                <pic:pic xmlns:pic="http://schemas.openxmlformats.org/drawingml/2006/picture">
+                  <pic:nvPicPr>
+                    <pic:cNvPr id="0" name="Picture 1"/>
+                    <pic:cNvPicPr>
+                      <a:picLocks noChangeAspect="1" noChangeArrowheads="1"/>
+                    </pic:cNvPicPr>
+                  </pic:nvPicPr>
+                  <pic:blipFill>
+                    <a:blip r:embed="rId5">
+                      <a:extLst>
+                        <a:ext uri="{28A0092B-C50C-407E-A947-70E740481C1C}">
+                          <a14:useLocalDpi xmlns:a14="http://schemas.microsoft.com/office/drawing/2010/main" val="0"/>
+                        </a:ext>
+                      </a:extLst>
+                    </a:blip>
+                    <a:srcRect/>
+                    <a:stretch>
+                      <a:fillRect/>
+                    </a:stretch>
+                  </pic:blipFill>
+                  <pic:spPr bwMode="auto">
+                    <a:xfrm>
+                      <a:off x="0" y="0"/>
+                      <a:ext cx="4581525" cy="2771775"/>
+                    </a:xfrm>
+                    <a:prstGeom prst="rect">
+                      <a:avLst/>
+                    </a:prstGeom>
+                    <a:noFill/>
+                    <a:ln>
+                      <a:noFill/>
+                    </a:ln>
+                  </pic:spPr>
+                </pic:pic>
+              </a:graphicData>
+            </a:graphic>
+          </wp:inline>
+        </w:drawing>
+      </w:r>
+    </w:p>
+    <w:p>
       <w:pPr>
         <w:pStyle w:val="Heading2"/>
       </w:pPr>
       <w:r>
+        <w:lastRenderedPageBreak/>
         <w:t>Discussion</w:t>
       </w:r>
     </w:p>
@@ -792,7 +868,6 @@
   <w:style w:type="character" w:default="1" w:styleId="DefaultParagraphFont">
     <w:name w:val="Default Paragraph Font"/>
     <w:uiPriority w:val="1"/>
-    <w:semiHidden/>
     <w:unhideWhenUsed/>
   </w:style>
   <w:style w:type="table" w:default="1" w:styleId="TableNormal">
